--- a/courts/fourth-circuit/north-carolina/state/court-of-appeals/opening-brief/usage/OUTPUT-opening-brief.docx
+++ b/courts/fourth-circuit/north-carolina/state/court-of-appeals/opening-brief/usage/OUTPUT-opening-brief.docx
@@ -5158,7 +5158,7 @@
         <w:pStyle w:val="BodyTextNote"/>
       </w:pPr>
       <w:r>
-        <w:t xml:space="preserve">On 19 December 2024, Ballentine created a Facebook page titled “Anybody But Coble.” (Tp 14:4–6, 24:4–13). He also created a website, www.AnybodyButCoble.org. (Tp 85:4–5).</w:t>
+        <w:t xml:space="preserve">On 19 December 2024, Ballentine created a Facebook page titled “Anybody But Coble.” (Tp 14:4–6, 24:4–13). He also created a website, www.​AnybodyButCoble.​org. (Tp 85:4–5).</w:t>
       </w:r>
       <w:r>
         <w:rPr>
@@ -5170,7 +5170,7 @@
         <w:t xml:space="preserve"> </w:t>
       </w:r>
       <w:r>
-        <w:t xml:space="preserve">On these platforms, Ballentine published articles and opinions opposing Coble’s candidacy. (Tp 85:7–8; see also, e.g., Doc. Ex. 2, 5, 7, 17–23). Ballentine’s posts on “Anybody But Coble” were about Coble, but none were directed at her. (See Doc. Ex. 2, 5, 7, 17–23). The articles and commentary on www.AnybodyButCoble.org, many styled as press releases, were directed to the public, i.e., the people in Randleman who would vote in and decide the upcoming race for mayor. (See, e.g., Doc. Ex. 5, 7, 17, 20–22).</w:t>
+        <w:t xml:space="preserve">On these platforms, Ballentine published articles and opinions opposing Coble’s candidacy. (Tp 85:7–8; see also, e.g., Doc. Ex. 2, 5, 7, 17–23). Ballentine’s posts on “Anybody But Coble” were about Coble, but none were directed at her. (See Doc. Ex. 2, 5, 7, 17–23). The articles and commentary on www.​AnybodyButCoble.​org, many styled as press releases, were directed to the public, i.e., the people in Randleman who would vote in and decide the upcoming race for mayor. (See, e.g., Doc. Ex. 5, 7, 17, 20–22).</w:t>
       </w:r>
     </w:p>
     <w:p>
@@ -10466,6 +10466,7 @@
     <w:unhideWhenUsed/>
     <w:qFormat/>
     <w:pPr>
+      <w:keepLines/>
       <w:spacing w:before="0" w:after="140" w:line="276" w:lineRule="exact"/>
     </w:pPr>
     <w:rPr>

--- a/courts/fourth-circuit/north-carolina/state/court-of-appeals/opening-brief/usage/OUTPUT-opening-brief.docx
+++ b/courts/fourth-circuit/north-carolina/state/court-of-appeals/opening-brief/usage/OUTPUT-opening-brief.docx
@@ -474,7 +474,7 @@
         <w:tab/>
       </w:r>
       <w:r>
-        <w:t xml:space="preserve">4</w:t>
+        <w:t xml:space="preserve">1</w:t>
       </w:r>
     </w:p>
     <w:p>
@@ -526,7 +526,7 @@
         <w:tab/>
       </w:r>
       <w:r>
-        <w:t xml:space="preserve">6</w:t>
+        <w:t xml:space="preserve">3</w:t>
       </w:r>
     </w:p>
     <w:p>
@@ -560,7 +560,7 @@
         <w:tab/>
       </w:r>
       <w:r>
-        <w:t xml:space="preserve">6</w:t>
+        <w:t xml:space="preserve">3</w:t>
       </w:r>
     </w:p>
     <w:p>
@@ -612,7 +612,7 @@
         <w:tab/>
       </w:r>
       <w:r>
-        <w:t xml:space="preserve">6</w:t>
+        <w:t xml:space="preserve">3</w:t>
       </w:r>
     </w:p>
     <w:p>
@@ -682,7 +682,7 @@
         <w:tab/>
       </w:r>
       <w:r>
-        <w:t xml:space="preserve">7</w:t>
+        <w:t xml:space="preserve">4</w:t>
       </w:r>
     </w:p>
     <w:p>
@@ -764,7 +764,7 @@
         <w:tab/>
       </w:r>
       <w:r>
-        <w:t xml:space="preserve">8</w:t>
+        <w:t xml:space="preserve">5</w:t>
       </w:r>
     </w:p>
     <w:p>
@@ -828,7 +828,7 @@
         <w:tab/>
       </w:r>
       <w:r>
-        <w:t xml:space="preserve">8</w:t>
+        <w:t xml:space="preserve">5</w:t>
       </w:r>
     </w:p>
     <w:p>
@@ -892,7 +892,7 @@
         <w:tab/>
       </w:r>
       <w:r>
-        <w:t xml:space="preserve">9</w:t>
+        <w:t xml:space="preserve">6</w:t>
       </w:r>
     </w:p>
     <w:p>
@@ -938,7 +938,7 @@
         <w:tab/>
       </w:r>
       <w:r>
-        <w:t xml:space="preserve">10</w:t>
+        <w:t xml:space="preserve">7</w:t>
       </w:r>
     </w:p>
     <w:p>
@@ -996,7 +996,7 @@
         <w:tab/>
       </w:r>
       <w:r>
-        <w:t xml:space="preserve">11</w:t>
+        <w:t xml:space="preserve">8</w:t>
       </w:r>
     </w:p>
     <w:p>
@@ -1042,7 +1042,7 @@
         <w:tab/>
       </w:r>
       <w:r>
-        <w:t xml:space="preserve">12</w:t>
+        <w:t xml:space="preserve">9</w:t>
       </w:r>
     </w:p>
     <w:p>
@@ -1100,7 +1100,7 @@
         <w:tab/>
       </w:r>
       <w:r>
-        <w:t xml:space="preserve">13</w:t>
+        <w:t xml:space="preserve">10</w:t>
       </w:r>
     </w:p>
     <w:p>
@@ -1122,7 +1122,7 @@
         <w:tab/>
       </w:r>
       <w:r>
-        <w:t xml:space="preserve">14</w:t>
+        <w:t xml:space="preserve">11</w:t>
       </w:r>
     </w:p>
     <w:p>
@@ -1162,7 +1162,7 @@
         <w:tab/>
       </w:r>
       <w:r>
-        <w:t xml:space="preserve">14</w:t>
+        <w:t xml:space="preserve">11</w:t>
       </w:r>
     </w:p>
     <w:p>
@@ -1256,7 +1256,7 @@
         <w:tab/>
       </w:r>
       <w:r>
-        <w:t xml:space="preserve">15</w:t>
+        <w:t xml:space="preserve">12</w:t>
       </w:r>
     </w:p>
     <w:p>
@@ -1320,7 +1320,7 @@
         <w:tab/>
       </w:r>
       <w:r>
-        <w:t xml:space="preserve">19</w:t>
+        <w:t xml:space="preserve">16</w:t>
       </w:r>
     </w:p>
     <w:p>
@@ -1342,7 +1342,7 @@
         <w:tab/>
       </w:r>
       <w:r>
-        <w:t xml:space="preserve">22</w:t>
+        <w:t xml:space="preserve">19</w:t>
       </w:r>
     </w:p>
     <w:p>
@@ -1517,7 +1517,7 @@
         <w:tab/>
       </w:r>
       <w:r>
-        <w:t xml:space="preserve">22</w:t>
+        <w:t xml:space="preserve">19</w:t>
       </w:r>
     </w:p>
     <w:p>
@@ -1668,7 +1668,7 @@
         <w:tab/>
       </w:r>
       <w:r>
-        <w:t xml:space="preserve">14</w:t>
+        <w:t xml:space="preserve">11</w:t>
       </w:r>
     </w:p>
     <w:p>
@@ -1755,7 +1755,7 @@
         <w:tab/>
       </w:r>
       <w:r>
-        <w:t xml:space="preserve">14</w:t>
+        <w:t xml:space="preserve">11</w:t>
       </w:r>
     </w:p>
     <w:p>
@@ -1878,7 +1878,7 @@
         <w:tab/>
       </w:r>
       <w:r>
-        <w:t xml:space="preserve">18</w:t>
+        <w:t xml:space="preserve">15</w:t>
       </w:r>
     </w:p>
     <w:p>
@@ -1985,7 +1985,7 @@
         <w:tab/>
       </w:r>
       <w:r>
-        <w:t xml:space="preserve">5</w:t>
+        <w:t xml:space="preserve">2</w:t>
       </w:r>
     </w:p>
     <w:p>
@@ -2092,7 +2092,7 @@
         <w:tab/>
       </w:r>
       <w:r>
-        <w:t xml:space="preserve">5</w:t>
+        <w:t xml:space="preserve">2, 3</w:t>
       </w:r>
     </w:p>
     <w:p>
@@ -2243,7 +2243,7 @@
         <w:tab/>
       </w:r>
       <w:r>
-        <w:t xml:space="preserve">18</w:t>
+        <w:t xml:space="preserve">15</w:t>
       </w:r>
     </w:p>
     <w:p>
@@ -2330,7 +2330,7 @@
         <w:tab/>
       </w:r>
       <w:r>
-        <w:t xml:space="preserve">14</w:t>
+        <w:t xml:space="preserve">11</w:t>
       </w:r>
     </w:p>
     <w:p>
@@ -2453,7 +2453,7 @@
         <w:tab/>
       </w:r>
       <w:r>
-        <w:t xml:space="preserve">22</w:t>
+        <w:t xml:space="preserve">19</w:t>
       </w:r>
     </w:p>
     <w:p>
@@ -2562,7 +2562,7 @@
         <w:tab/>
       </w:r>
       <w:r>
-        <w:t xml:space="preserve">22</w:t>
+        <w:t xml:space="preserve">19</w:t>
       </w:r>
     </w:p>
     <w:p>
@@ -2685,7 +2685,7 @@
         <w:tab/>
       </w:r>
       <w:r>
-        <w:t xml:space="preserve">11, 12</w:t>
+        <w:t xml:space="preserve">8, 9</w:t>
       </w:r>
     </w:p>
     <w:p>
@@ -2772,7 +2772,7 @@
         <w:tab/>
       </w:r>
       <w:r>
-        <w:t xml:space="preserve">21</w:t>
+        <w:t xml:space="preserve">18</w:t>
       </w:r>
     </w:p>
     <w:p>
@@ -2923,7 +2923,7 @@
         <w:tab/>
       </w:r>
       <w:r>
-        <w:t xml:space="preserve">20</w:t>
+        <w:t xml:space="preserve">17</w:t>
       </w:r>
     </w:p>
     <w:p>
@@ -3032,7 +3032,7 @@
         <w:tab/>
       </w:r>
       <w:r>
-        <w:t xml:space="preserve">20, 21</w:t>
+        <w:t xml:space="preserve">17, 18</w:t>
       </w:r>
     </w:p>
     <w:p>
@@ -3141,7 +3141,7 @@
         <w:tab/>
       </w:r>
       <w:r>
-        <w:t xml:space="preserve">22</w:t>
+        <w:t xml:space="preserve">19</w:t>
       </w:r>
     </w:p>
     <w:p>
@@ -3200,7 +3200,7 @@
         <w:tab/>
       </w:r>
       <w:r>
-        <w:t xml:space="preserve">15, 16, 17, 19, 20, 21</w:t>
+        <w:t xml:space="preserve">12, 13, 14, 16, 17, 18</w:t>
       </w:r>
     </w:p>
     <w:p>
@@ -3281,7 +3281,7 @@
         <w:tab/>
       </w:r>
       <w:r>
-        <w:t xml:space="preserve">18</w:t>
+        <w:t xml:space="preserve">15</w:t>
       </w:r>
     </w:p>
     <w:p>
@@ -3362,7 +3362,7 @@
         <w:tab/>
       </w:r>
       <w:r>
-        <w:t xml:space="preserve">19, 20, 21</w:t>
+        <w:t xml:space="preserve">16, 17, 18</w:t>
       </w:r>
     </w:p>
     <w:p>
@@ -3449,7 +3449,7 @@
         <w:tab/>
       </w:r>
       <w:r>
-        <w:t xml:space="preserve">15</w:t>
+        <w:t xml:space="preserve">12</w:t>
       </w:r>
     </w:p>
     <w:p>
@@ -3530,7 +3530,7 @@
         <w:tab/>
       </w:r>
       <w:r>
-        <w:t xml:space="preserve">14</w:t>
+        <w:t xml:space="preserve">11</w:t>
       </w:r>
     </w:p>
     <w:p>
@@ -3611,7 +3611,7 @@
         <w:tab/>
       </w:r>
       <w:r>
-        <w:t xml:space="preserve">22</w:t>
+        <w:t xml:space="preserve">19</w:t>
       </w:r>
     </w:p>
     <w:p>
@@ -3692,7 +3692,7 @@
         <w:tab/>
       </w:r>
       <w:r>
-        <w:t xml:space="preserve">15</w:t>
+        <w:t xml:space="preserve">12</w:t>
       </w:r>
     </w:p>
     <w:p>
@@ -3805,7 +3805,7 @@
         <w:tab/>
       </w:r>
       <w:r>
-        <w:t xml:space="preserve">17</w:t>
+        <w:t xml:space="preserve">14</w:t>
       </w:r>
     </w:p>
     <w:p>
@@ -3900,7 +3900,7 @@
         <w:tab/>
       </w:r>
       <w:r>
-        <w:t xml:space="preserve">18</w:t>
+        <w:t xml:space="preserve">15</w:t>
       </w:r>
     </w:p>
     <w:p>
@@ -3987,7 +3987,7 @@
         <w:tab/>
       </w:r>
       <w:r>
-        <w:t xml:space="preserve">16, 17</w:t>
+        <w:t xml:space="preserve">13, 14</w:t>
       </w:r>
     </w:p>
     <w:p>
@@ -4068,7 +4068,7 @@
         <w:tab/>
       </w:r>
       <w:r>
-        <w:t xml:space="preserve">6</w:t>
+        <w:t xml:space="preserve">3</w:t>
       </w:r>
     </w:p>
     <w:p>
@@ -4132,7 +4132,7 @@
         <w:tab/>
       </w:r>
       <w:r>
-        <w:t xml:space="preserve">4, 14, 15, 16, 17, 18, 19, 20, 21</w:t>
+        <w:t xml:space="preserve">1, 11, 12, 13, 14, 15, 16, 17, 18</w:t>
       </w:r>
     </w:p>
     <w:p>
@@ -4142,7 +4142,7 @@
           <w:tab w:val="right" w:leader="dot" w:pos="9360"/>
         </w:tabs>
         <w:spacing w:before="144" w:after="0" w:line="276" w:lineRule="exact"/>
-        <w:ind w:left="720" w:right="4200" w:hanging="720"/>
+        <w:ind w:left="720" w:right="3960" w:hanging="720"/>
       </w:pPr>
       <w:r>
         <w:t xml:space="preserve">N.C.</w:t>
@@ -4178,7 +4178,7 @@
         <w:tab/>
       </w:r>
       <w:r>
-        <w:t xml:space="preserve">4, 5, 8, 11, 12, 14, 15, 16, 17, 18, 20, 22, 23</w:t>
+        <w:t xml:space="preserve">1, 2, 5, 8, 9, 11, 12, 13, 14, 15, 17, 19, 20</w:t>
       </w:r>
     </w:p>
     <w:p>
@@ -4226,7 +4226,7 @@
         <w:tab/>
       </w:r>
       <w:r>
-        <w:t xml:space="preserve">6</w:t>
+        <w:t xml:space="preserve">3</w:t>
       </w:r>
     </w:p>
     <w:p>
@@ -4471,7 +4471,7 @@
         <w:tab/>
       </w:r>
       <w:r>
-        <w:t xml:space="preserve">21</w:t>
+        <w:t xml:space="preserve">18</w:t>
       </w:r>
     </w:p>
     <w:p>
@@ -4546,25 +4546,13 @@
         <w:tab/>
       </w:r>
       <w:r>
-        <w:t xml:space="preserve">DID THE DISTRICT COURT ERR IN CONCLUDING THAT DEFENDANT-APPELLANT STALKED OR HARASSED PLAINTIFF-APPELLEE WITHIN THE MEANING OF N. C. GEN. STAT. § 50C</w:t>
-      </w:r>
-      <w:r>
-        <w:noBreakHyphen/>
-      </w:r>
-      <w:r>
-        <w:t xml:space="preserve">1(6)</w:t>
-      </w:r>
-      <w:r>
-        <w:t xml:space="preserve"> </w:t>
-      </w:r>
-      <w:r>
-        <w:t xml:space="preserve">AND § 14</w:t>
-      </w:r>
-      <w:r>
-        <w:noBreakHyphen/>
-      </w:r>
-      <w:r>
-        <w:t xml:space="preserve">277.3A(B)⁠(2)?</w:t>
+        <w:t xml:space="preserve">DID THE DISTRICT COURT ERR IN CONCLUDING THAT DEFENDANT-APPELLANT STALKED OR HARASSED PLAINTIFF-APPELLEE WITHIN THE MEANING OF N. C. GEN. STAT. § 50C-⁠1(6)</w:t>
+      </w:r>
+      <w:r>
+        <w:t xml:space="preserve"> </w:t>
+      </w:r>
+      <w:r>
+        <w:t xml:space="preserve">AND § 14-⁠277.3A(B)⁠(2)?</w:t>
       </w:r>
     </w:p>
     <w:p>
@@ -4854,13 +4842,7 @@
         <w:pStyle w:val="BodyText"/>
       </w:pPr>
       <w:r>
-        <w:t xml:space="preserve">The District Court’s entry of the 21 April 2025 no-contact order against Defendant-Appellant is a final judgment, and thus an appeal lies in this Court pursuant to N.C. Gen. Stat. § 7A</w:t>
-      </w:r>
-      <w:r>
-        <w:noBreakHyphen/>
-      </w:r>
-      <w:r>
-        <w:t xml:space="preserve">27(b)⁠(2).</w:t>
+        <w:t xml:space="preserve">The District Court’s entry of the 21 April 2025 no-contact order against Defendant-Appellant is a final judgment, and thus an appeal lies in this Court pursuant to N.C. Gen. Stat. § 7A-⁠27(b)⁠(2).</w:t>
       </w:r>
     </w:p>
     <w:p>
@@ -6264,13 +6246,7 @@
         <w:pStyle w:val="BodyText"/>
       </w:pPr>
       <w:r>
-        <w:t xml:space="preserve">The Court did not find that Ballentine had ever directed any communication at Coble or made any threats to her. The Court made no findings that Ballentine made any online post or any communication to Coble to “torment, terrorize, or terrify” her, or anything to cause her “reasonable fear” for her safety or that he had any intent to do so. (See N.C. Gen. Stat. §§ 50C</w:t>
-      </w:r>
-      <w:r>
-        <w:noBreakHyphen/>
-      </w:r>
-      <w:r>
-        <w:t xml:space="preserve">1(6),</w:t>
+        <w:t xml:space="preserve">The Court did not find that Ballentine had ever directed any communication at Coble or made any threats to her. The Court made no findings that Ballentine made any online post or any communication to Coble to “torment, terrorize, or terrify” her, or anything to cause her “reasonable fear” for her safety or that he had any intent to do so. (See N.C. Gen. Stat. §§ 50C-⁠1(6),</w:t>
       </w:r>
       <w:r>
         <w:t xml:space="preserve"> </w:t>
@@ -6652,61 +6628,239 @@
         <w:t xml:space="preserve"> </w:t>
       </w:r>
       <w:r>
-        <w:t xml:space="preserve">a civil no-contact order may issue only upon finding that the complainant has suffered “an act of unlawful conduct committed by the respondent,” N.C. Gen. Stat. § 50C</w:t>
+        <w:t xml:space="preserve">a civil no-contact order may issue only upon finding that the complainant has suffered “an act of unlawful conduct committed by the respondent,” N.C. Gen. Stat. § 50C-⁠7,</w:t>
+      </w:r>
+      <w:r>
+        <w:t xml:space="preserve"> </w:t>
+      </w:r>
+      <w:r>
+        <w:t xml:space="preserve">but this must be among specifically proscribed conduct that constitutes “stalking” and “harassment” as defined by the statute. Under Section 50C</w:t>
       </w:r>
       <w:r>
         <w:noBreakHyphen/>
       </w:r>
       <w:r>
-        <w:t xml:space="preserve">7,</w:t>
-      </w:r>
-      <w:r>
-        <w:t xml:space="preserve"> </w:t>
-      </w:r>
-      <w:r>
-        <w:t xml:space="preserve">but this must be among specifically proscribed conduct that constitutes “stalking” and “harassment” as defined by the statute. Under Section 50C</w:t>
+        <w:t xml:space="preserve">1,</w:t>
+      </w:r>
+      <w:r>
+        <w:t xml:space="preserve"> </w:t>
+      </w:r>
+      <w:r>
+        <w:t xml:space="preserve">“stalking” is defined as “[o]n more than one occasion, following or otherwise harassing, as defined in G.S. 14</w:t>
       </w:r>
       <w:r>
         <w:noBreakHyphen/>
       </w:r>
       <w:r>
-        <w:t xml:space="preserve">1,</w:t>
-      </w:r>
-      <w:r>
-        <w:t xml:space="preserve"> </w:t>
-      </w:r>
-      <w:r>
-        <w:t xml:space="preserve">“stalking” is defined as “[o]n more than one occasion, following or otherwise harassing, as defined in G.S. 14</w:t>
+        <w:t xml:space="preserve">277.3A(b)⁠(2),</w:t>
+      </w:r>
+      <w:r>
+        <w:t xml:space="preserve"> </w:t>
+      </w:r>
+      <w:r>
+        <w:t xml:space="preserve">another person without legal purpose with the intent to … [p]lace the person in reasonable fear either for the person’s safety or the safety of the person’s immediate family or close personal associates” or “[c]ause that person to suffer substantial emotional distress.” N.C. Gen. Stat. § 50C-⁠1(6).</w:t>
+      </w:r>
+      <w:r>
+        <w:t xml:space="preserve"> </w:t>
+      </w:r>
+      <w:r>
+        <w:t xml:space="preserve">This definition incorporates North Carolina’s criminal harassment statute, which defines harassment as “[k]nowing conduct, including written or printed communication or transmission … directed at a specific person that torments, terrorizes, or terrifies that person and that serves no legitimate purpose.” N.C. Gen Stat. § 14-⁠277.3A(b)⁠(2).</w:t>
+      </w:r>
+    </w:p>
+    <w:p>
+      <w:pPr>
+        <w:pStyle w:val="BodyText"/>
+      </w:pPr>
+      <w:r>
+        <w:t xml:space="preserve">The District Court found Ballentine committed unlawful conduct by “stalking” and “harass[ing]” Coble. (Tp 86:3–5; R p 11). But the evidence upon which the court premised its no-contact order established none of the elements required by § 50C.</w:t>
+      </w:r>
+    </w:p>
+    <w:p>
+      <w:pPr>
+        <w:pStyle w:val="BodyText"/>
+      </w:pPr>
+      <w:r>
+        <w:t xml:space="preserve">First, a civil no-contact order based on harassment by written communication must be premised on communication “directed at a specific person that torments, terrorizes, or terrifies that person and that serves no legitimate purpose.” N.C. Gen. Stat. § 14-⁠277.3A(b)⁠(2)</w:t>
+      </w:r>
+      <w:r>
+        <w:t xml:space="preserve"> </w:t>
+      </w:r>
+      <w:r>
+        <w:t xml:space="preserve">(emphasis added). The District Court erred in applying §§ 50C-⁠1(6)</w:t>
+      </w:r>
+      <w:r>
+        <w:t xml:space="preserve"> </w:t>
+      </w:r>
+      <w:r>
+        <w:t xml:space="preserve">and 14</w:t>
       </w:r>
       <w:r>
         <w:noBreakHyphen/>
       </w:r>
       <w:r>
-        <w:t xml:space="preserve">277.3A(b)⁠(2),</w:t>
-      </w:r>
-      <w:r>
-        <w:t xml:space="preserve"> </w:t>
-      </w:r>
-      <w:r>
-        <w:t xml:space="preserve">another person without legal purpose with the intent to … [p]lace the person in reasonable fear either for the person’s safety or the safety of the person’s immediate family or close personal associates” or “[c]ause that person to suffer substantial emotional distress.” N.C. Gen. Stat. § 50C</w:t>
+        <w:t xml:space="preserve">277.3A</w:t>
+      </w:r>
+      <w:r>
+        <w:t xml:space="preserve"> </w:t>
+      </w:r>
+      <w:r>
+        <w:t xml:space="preserve">because every one of Ballentine’s posts was about Coble; Ballentine never made any posts or any communications directed at her.</w:t>
+      </w:r>
+    </w:p>
+    <w:p>
+      <w:pPr>
+        <w:pStyle w:val="BodyText"/>
+      </w:pPr>
+      <w:r>
+        <w:t xml:space="preserve">This Court has underscored the importance of this distinction in the social media context twice before. In both cases, the Court invalidated trial courts’ determinations that social media posts about but not directed at another person constituted harassment under § 14-⁠277.3A(b)⁠(2).</w:t>
+      </w:r>
+    </w:p>
+    <w:p>
+      <w:pPr>
+        <w:pStyle w:val="BodyText"/>
+      </w:pPr>
+      <w:r>
+        <w:t xml:space="preserve">In Weller</w:t>
+      </w:r>
+      <w:r>
+        <w:t xml:space="preserve"> </w:t>
+      </w:r>
+      <w:r>
+        <w:t xml:space="preserve">v. Jackson, 279 N.C. App. 260, 2021 WL 4059970 (2021) (unpublished), this Court reversed a trial court’s § 50C</w:t>
+      </w:r>
+      <w:r>
+        <w:t xml:space="preserve"> </w:t>
+      </w:r>
+      <w:r>
+        <w:t xml:space="preserve">civil no-contact order based on posts about the plaintiff that an online reporter made on Facebook. The reporter posted an article alleging the plaintiff had created several Facebook groups ostensibly to help families of missing persons in the state but then used the groups to spread misinformation about the families. Id. at ¶ 2. At a hearing on plaintiff’s § 50C</w:t>
+      </w:r>
+      <w:r>
+        <w:t xml:space="preserve"> </w:t>
+      </w:r>
+      <w:r>
+        <w:t xml:space="preserve">complaint, the trial court acknowledged the defendant made no “direct threat” to plaintiff but expressed concern that his posts might “be planting bad thoughts in people’s heads.” Id. at ¶ 8. The court found the defendant’s posts reporting about plaintiff had “caused and incited individuals … to make threatening statements towards Plaintiff,” and on this basis held that the defendant had “harassed Plaintiff.” Id. at ¶ 11. The court issued a no-contact order prohibiting the defendant from “posting anything further about” the plaintiff for six months. Id.</w:t>
+      </w:r>
+    </w:p>
+    <w:p>
+      <w:pPr>
+        <w:pStyle w:val="BodyTextNote"/>
+      </w:pPr>
+      <w:r>
+        <w:t xml:space="preserve">This Court reversed because, while the defendant had “posted a news blog article and a video that discussed plaintiff, … there is no evidence that defendant directed any written or printed communication at plaintiff.” Id. at ¶ 18. “The social media posts and articles were ‘about’ plaintiff, but were not ‘directed at’ her, similar[]to the social media posts made in Shackelford.”</w:t>
+      </w:r>
+      <w:r>
+        <w:t xml:space="preserve"> </w:t>
+      </w:r>
+      <w:r>
+        <w:t xml:space="preserve">Id. Therefore, the Court held, “there was no evidence to support a finding that defendant stalked or harassed plaintiff within the definitions of N.C. Gen. Stat. § 50C.”</w:t>
+      </w:r>
+      <w:r>
+        <w:t xml:space="preserve"> </w:t>
+      </w:r>
+      <w:r>
+        <w:t xml:space="preserve">Id.</w:t>
+      </w:r>
+      <w:r>
+        <w:rPr>
+          <w:rStyle w:val="FootnoteReference"/>
+        </w:rPr>
+        <w:footnoteReference w:id="15"/>
+      </w:r>
+    </w:p>
+    <w:p>
+      <w:pPr>
+        <w:pStyle w:val="BodyText"/>
+      </w:pPr>
+      <w:r>
+        <w:t xml:space="preserve">Shackelford,</w:t>
+      </w:r>
+      <w:r>
+        <w:t xml:space="preserve"> </w:t>
+      </w:r>
+      <w:r>
+        <w:t xml:space="preserve">which concerned N.C. Gen. Stat. § 14-⁠277.3A,</w:t>
+      </w:r>
+      <w:r>
+        <w:t xml:space="preserve"> </w:t>
+      </w:r>
+      <w:r>
+        <w:t xml:space="preserve">the criminal harassment law incorporated into § 50C,</w:t>
+      </w:r>
+      <w:r>
+        <w:t xml:space="preserve"> </w:t>
+      </w:r>
+      <w:r>
+        <w:t xml:space="preserve">reached a similar conclusion. In Shackelford,</w:t>
+      </w:r>
+      <w:r>
+        <w:t xml:space="preserve"> </w:t>
+      </w:r>
+      <w:r>
+        <w:t xml:space="preserve">this Court held that § 14-⁠277.3A</w:t>
+      </w:r>
+      <w:r>
+        <w:t xml:space="preserve"> </w:t>
+      </w:r>
+      <w:r>
+        <w:t xml:space="preserve">violated the First Amendment when applied to social media posts the defendant “wrote about [the plaintiff] but did not send directly to her.” Shackelford,</w:t>
+      </w:r>
+      <w:r>
+        <w:t xml:space="preserve"> </w:t>
+      </w:r>
+      <w:r>
+        <w:t xml:space="preserve">264 N.C. App. at 556. Noting that “[c]ourse of conduct” is defined in the statute as “[t]wo or more acts” including merely “communicat[ing] to or about a person,” the Court held “the First Amendment is directly implicated by Defendant’s prosecution under § 14-⁠277.3A,”</w:t>
+      </w:r>
+      <w:r>
+        <w:t xml:space="preserve"> </w:t>
+      </w:r>
+      <w:r>
+        <w:t xml:space="preserve">because “his speech itself was the crime.” Id. (emphasis in original). (Shackelford</w:t>
+      </w:r>
+      <w:r>
+        <w:t xml:space="preserve"> </w:t>
+      </w:r>
+      <w:r>
+        <w:t xml:space="preserve">is discussed further below.)</w:t>
+      </w:r>
+    </w:p>
+    <w:p>
+      <w:pPr>
+        <w:pStyle w:val="BodyText"/>
+      </w:pPr>
+      <w:r>
+        <w:t xml:space="preserve">There is no evidence in the record to support a finding that Ballentine’s posts satisfy the statutory definition of stalking or harassment. The posts on “Anybody But Coble” were about Coble. They were admittedly critical of her and her announced candidacy for mayor. But none of the posts or commentary were “directed at a specific person,” as § 50C</w:t>
+      </w:r>
+      <w:r>
+        <w:t xml:space="preserve"> </w:t>
+      </w:r>
+      <w:r>
+        <w:t xml:space="preserve">requires. As is clear from even a cursory reading, the posts were aimed at residents of Randleman.</w:t>
+      </w:r>
+    </w:p>
+    <w:p>
+      <w:pPr>
+        <w:pStyle w:val="BodyText"/>
+      </w:pPr>
+      <w:r>
+        <w:t xml:space="preserve">The District Court also erred in finding that Ballentine acted without legal or legitimate purpose. See Teague v. Meredith,</w:t>
+      </w:r>
+      <w:r>
+        <w:t xml:space="preserve"> </w:t>
+      </w:r>
+      <w:r>
+        <w:t xml:space="preserve">No. 5:10-CV</w:t>
       </w:r>
       <w:r>
         <w:noBreakHyphen/>
       </w:r>
       <w:r>
-        <w:t xml:space="preserve">1(6).</w:t>
-      </w:r>
-      <w:r>
-        <w:t xml:space="preserve"> </w:t>
-      </w:r>
-      <w:r>
-        <w:t xml:space="preserve">This definition incorporates North Carolina’s criminal harassment statute, which defines harassment as “[k]nowing conduct, including written or printed communication or transmission … directed at a specific person that torments, terrorizes, or terrifies that person and that serves no legitimate purpose.” N.C. Gen Stat. § 14</w:t>
-      </w:r>
-      <w:r>
-        <w:noBreakHyphen/>
-      </w:r>
-      <w:r>
-        <w:t xml:space="preserve">277.3A(b)⁠(2).</w:t>
+        <w:t xml:space="preserve">39-RLV, 2011 WL 2791253 (W.D.N.C., July 14, 2011) (explaining that a claim of “unlawful conduct” under § 50C,</w:t>
+      </w:r>
+      <w:r>
+        <w:t xml:space="preserve"> </w:t>
+      </w:r>
+      <w:r>
+        <w:t xml:space="preserve">“based on stalking by way of harassment, will be defeated by a legal purpose or a legitimate purpose”). Ballentine’s purpose in creating and running “Anybody But Coble” was political, i.e., to “make sure voters in Randleman knew the full story.” (Doc. Ex. 3; see also Doc. Ex. 5 (“Anybody But Coble will continue to shine a light on Coble’s record, her hypocrisy, and her troubling willingness to use the legal system as a political weapon.”)).</w:t>
       </w:r>
     </w:p>
     <w:p>
@@ -6714,7 +6868,31 @@
         <w:pStyle w:val="BodyText"/>
       </w:pPr>
       <w:r>
-        <w:t xml:space="preserve">The District Court found Ballentine committed unlawful conduct by “stalking” and “harass[ing]” Coble. (Tp 86:3–5; R p 11). But the evidence upon which the court premised its no-contact order established none of the elements required by § 50C.</w:t>
+        <w:t xml:space="preserve">The Supreme Court has “recognized repeatedly that debate on the qualifications of candidates is integral to the operation of the system of government established by our Constitution.” Eu v. San Francisco</w:t>
+      </w:r>
+      <w:r>
+        <w:t xml:space="preserve"> </w:t>
+      </w:r>
+      <w:r>
+        <w:t xml:space="preserve">Cnty. Democratic Cent. Comm., 489 U.S. 214, 223 (1989) (cleaned up); see also Citizens United</w:t>
+      </w:r>
+      <w:r>
+        <w:t xml:space="preserve"> </w:t>
+      </w:r>
+      <w:r>
+        <w:t xml:space="preserve">v. Fed. Election Comm’n, 558 U.S. 310, 339–40 (2010) (political discussion “is a precondition to enlightened self-government” and “[t]he First Amendment has its fullest and most urgent application to speech uttered during a campaign for political office.”) (quoting Eu, 489 U.S. at 223; Snyder v. Phelps,</w:t>
+      </w:r>
+      <w:r>
+        <w:t xml:space="preserve"> </w:t>
+      </w:r>
+      <w:r>
+        <w:t xml:space="preserve">562 U.S. 443, 452 (2011) (“speech on public issues occupies the highest rung of the hierarchy of First Amendment values and is entitled to special protection.”) (citation omitted)). Even if Ballentine was motivated to speak publicly about Coble because of a past grudge (see Tp 85:15–23), that does not make his online comments and criticisms illegal or subject to prohibition. Cf. United States v. Alvarez,</w:t>
+      </w:r>
+      <w:r>
+        <w:t xml:space="preserve"> </w:t>
+      </w:r>
+      <w:r>
+        <w:t xml:space="preserve">567 U.S. 709, 729–30 (2012) (even the “right to make [false] statements is protected by the Constitution’s guarantee of freedom of speech and expression”). Ballentine had a legal and legitimate purpose for launching “Anybody But Coble” and expressing his views about Coble and her unsuitability for office. The First Amendment does not allow the government to penalize a person for publicly criticizing another simply because the target of the criticism doesn’t like it.</w:t>
       </w:r>
     </w:p>
     <w:p>
@@ -6722,275 +6900,13 @@
         <w:pStyle w:val="BodyText"/>
       </w:pPr>
       <w:r>
-        <w:t xml:space="preserve">First, a civil no-contact order based on harassment by written communication must be premised on communication “directed at a specific person that torments, terrorizes, or terrifies that person and that serves no legitimate purpose.” N.C. Gen. Stat. § 14</w:t>
-      </w:r>
-      <w:r>
-        <w:noBreakHyphen/>
-      </w:r>
-      <w:r>
-        <w:t xml:space="preserve">277.3A(b)⁠(2)</w:t>
-      </w:r>
-      <w:r>
-        <w:t xml:space="preserve"> </w:t>
-      </w:r>
-      <w:r>
-        <w:t xml:space="preserve">(emphasis added). The District Court erred in applying §§ 50C</w:t>
-      </w:r>
-      <w:r>
-        <w:noBreakHyphen/>
-      </w:r>
-      <w:r>
-        <w:t xml:space="preserve">1(6)</w:t>
-      </w:r>
-      <w:r>
-        <w:t xml:space="preserve"> </w:t>
-      </w:r>
-      <w:r>
-        <w:t xml:space="preserve">and 14</w:t>
-      </w:r>
-      <w:r>
-        <w:noBreakHyphen/>
-      </w:r>
-      <w:r>
-        <w:t xml:space="preserve">277.3A</w:t>
-      </w:r>
-      <w:r>
-        <w:t xml:space="preserve"> </w:t>
-      </w:r>
-      <w:r>
-        <w:t xml:space="preserve">because every one of Ballentine’s posts was about Coble; Ballentine never made any posts or any communications directed at her.</w:t>
-      </w:r>
-    </w:p>
-    <w:p>
-      <w:pPr>
-        <w:pStyle w:val="BodyText"/>
-      </w:pPr>
-      <w:r>
-        <w:t xml:space="preserve">This Court has underscored the importance of this distinction in the social media context twice before. In both cases, the Court invalidated trial courts’ determinations that social media posts about but not directed at another person constituted harassment under § 14</w:t>
-      </w:r>
-      <w:r>
-        <w:noBreakHyphen/>
-      </w:r>
-      <w:r>
-        <w:t xml:space="preserve">277.3A(b)⁠(2).</w:t>
-      </w:r>
-    </w:p>
-    <w:p>
-      <w:pPr>
-        <w:pStyle w:val="BodyText"/>
-      </w:pPr>
-      <w:r>
-        <w:t xml:space="preserve">In Weller</w:t>
-      </w:r>
-      <w:r>
-        <w:t xml:space="preserve"> </w:t>
-      </w:r>
-      <w:r>
-        <w:t xml:space="preserve">v. Jackson, 279 N.C. App. 260, 2021 WL 4059970 (2021) (unpublished), this Court reversed a trial court’s § 50C</w:t>
-      </w:r>
-      <w:r>
-        <w:t xml:space="preserve"> </w:t>
-      </w:r>
-      <w:r>
-        <w:t xml:space="preserve">civil no-contact order based on posts about the plaintiff that an online reporter made on Facebook. The reporter posted an article alleging the plaintiff had created several Facebook groups ostensibly to help families of missing persons in the state but then used the groups to spread misinformation about the families. Id. at ¶ 2. At a hearing on plaintiff’s § 50C</w:t>
-      </w:r>
-      <w:r>
-        <w:t xml:space="preserve"> </w:t>
-      </w:r>
-      <w:r>
-        <w:t xml:space="preserve">complaint, the trial court acknowledged the defendant made no “direct threat” to plaintiff but expressed concern that his posts might “be planting bad thoughts in people’s heads.” Id. at ¶ 8. The court found the defendant’s posts reporting about plaintiff had “caused and incited individuals … to make threatening statements towards Plaintiff,” and on this basis held that the defendant had “harassed Plaintiff.” Id. at ¶ 11. The court issued a no-contact order prohibiting the defendant from “posting anything further about” the plaintiff for six months. Id.</w:t>
-      </w:r>
-    </w:p>
-    <w:p>
-      <w:pPr>
-        <w:pStyle w:val="BodyTextNote"/>
-      </w:pPr>
-      <w:r>
-        <w:t xml:space="preserve">This Court reversed because, while the defendant had “posted a news blog article and a video that discussed plaintiff, … there is no evidence that defendant directed any written or printed communication at plaintiff.” Id. at ¶ 18. “The social media posts and articles were ‘about’ plaintiff, but were not ‘directed at’ her, similar[]to the social media posts made in Shackelford.”</w:t>
-      </w:r>
-      <w:r>
-        <w:t xml:space="preserve"> </w:t>
-      </w:r>
-      <w:r>
-        <w:t xml:space="preserve">Id. Therefore, the Court held, “there was no evidence to support a finding that defendant stalked or harassed plaintiff within the definitions of N.C. Gen. Stat. § 50C.”</w:t>
-      </w:r>
-      <w:r>
-        <w:t xml:space="preserve"> </w:t>
-      </w:r>
-      <w:r>
-        <w:t xml:space="preserve">Id.</w:t>
-      </w:r>
-      <w:r>
-        <w:rPr>
-          <w:rStyle w:val="FootnoteReference"/>
-        </w:rPr>
-        <w:footnoteReference w:id="15"/>
-      </w:r>
-    </w:p>
-    <w:p>
-      <w:pPr>
-        <w:pStyle w:val="BodyText"/>
-      </w:pPr>
-      <w:r>
-        <w:t xml:space="preserve">Shackelford,</w:t>
-      </w:r>
-      <w:r>
-        <w:t xml:space="preserve"> </w:t>
-      </w:r>
-      <w:r>
-        <w:t xml:space="preserve">which concerned N.C. Gen. Stat. § 14</w:t>
-      </w:r>
-      <w:r>
-        <w:noBreakHyphen/>
-      </w:r>
-      <w:r>
-        <w:t xml:space="preserve">277.3A,</w:t>
-      </w:r>
-      <w:r>
-        <w:t xml:space="preserve"> </w:t>
-      </w:r>
-      <w:r>
-        <w:t xml:space="preserve">the criminal harassment law incorporated into § 50C,</w:t>
-      </w:r>
-      <w:r>
-        <w:t xml:space="preserve"> </w:t>
-      </w:r>
-      <w:r>
-        <w:t xml:space="preserve">reached a similar conclusion. In Shackelford,</w:t>
-      </w:r>
-      <w:r>
-        <w:t xml:space="preserve"> </w:t>
-      </w:r>
-      <w:r>
-        <w:t xml:space="preserve">this Court held that § 14</w:t>
-      </w:r>
-      <w:r>
-        <w:noBreakHyphen/>
-      </w:r>
-      <w:r>
-        <w:t xml:space="preserve">277.3A</w:t>
-      </w:r>
-      <w:r>
-        <w:t xml:space="preserve"> </w:t>
-      </w:r>
-      <w:r>
-        <w:t xml:space="preserve">violated the First Amendment when applied to social media posts the defendant “wrote about [the plaintiff] but did not send directly to her.” Shackelford,</w:t>
-      </w:r>
-      <w:r>
-        <w:t xml:space="preserve"> </w:t>
-      </w:r>
-      <w:r>
-        <w:t xml:space="preserve">264 N.C. App. at 556. Noting that “[c]ourse of conduct” is defined in the statute as “[t]wo or more acts” including merely “communicat[ing] to or about a person,” the Court held “the First Amendment is directly implicated by Defendant’s prosecution under § 14</w:t>
-      </w:r>
-      <w:r>
-        <w:noBreakHyphen/>
-      </w:r>
-      <w:r>
-        <w:t xml:space="preserve">277.3A,”</w:t>
-      </w:r>
-      <w:r>
-        <w:t xml:space="preserve"> </w:t>
-      </w:r>
-      <w:r>
-        <w:t xml:space="preserve">because “his speech itself was the crime.” Id. (emphasis in original). (Shackelford</w:t>
-      </w:r>
-      <w:r>
-        <w:t xml:space="preserve"> </w:t>
-      </w:r>
-      <w:r>
-        <w:t xml:space="preserve">is discussed further below.)</w:t>
-      </w:r>
-    </w:p>
-    <w:p>
-      <w:pPr>
-        <w:pStyle w:val="BodyText"/>
-      </w:pPr>
-      <w:r>
-        <w:t xml:space="preserve">There is no evidence in the record to support a finding that Ballentine’s posts satisfy the statutory definition of stalking or harassment. The posts on “Anybody But Coble” were about Coble. They were admittedly critical of her and her announced candidacy for mayor. But none of the posts or commentary were “directed at a specific person,” as § 50C</w:t>
-      </w:r>
-      <w:r>
-        <w:t xml:space="preserve"> </w:t>
-      </w:r>
-      <w:r>
-        <w:t xml:space="preserve">requires. As is clear from even a cursory reading, the posts were aimed at residents of Randleman.</w:t>
-      </w:r>
-    </w:p>
-    <w:p>
-      <w:pPr>
-        <w:pStyle w:val="BodyText"/>
-      </w:pPr>
-      <w:r>
-        <w:t xml:space="preserve">The District Court also erred in finding that Ballentine acted without legal or legitimate purpose. See Teague v. Meredith,</w:t>
-      </w:r>
-      <w:r>
-        <w:t xml:space="preserve"> </w:t>
-      </w:r>
-      <w:r>
-        <w:t xml:space="preserve">No. 5:10-CV</w:t>
-      </w:r>
-      <w:r>
-        <w:noBreakHyphen/>
-      </w:r>
-      <w:r>
-        <w:t xml:space="preserve">39-RLV, 2011 WL 2791253 (W.D.N.C., July 14, 2011) (explaining that a claim of “unlawful conduct” under § 50C,</w:t>
-      </w:r>
-      <w:r>
-        <w:t xml:space="preserve"> </w:t>
-      </w:r>
-      <w:r>
-        <w:t xml:space="preserve">“based on stalking by way of harassment, will be defeated by a legal purpose or a legitimate purpose”). Ballentine’s purpose in creating and running “Anybody But Coble” was political, i.e., to “make sure voters in Randleman knew the full story.” (Doc. Ex. 3; see also Doc. Ex. 5 (“Anybody But Coble will continue to shine a light on Coble’s record, her hypocrisy, and her troubling willingness to use the legal system as a political weapon.”)).</w:t>
-      </w:r>
-    </w:p>
-    <w:p>
-      <w:pPr>
-        <w:pStyle w:val="BodyText"/>
-      </w:pPr>
-      <w:r>
-        <w:t xml:space="preserve">The Supreme Court has “recognized repeatedly that debate on the qualifications of candidates is integral to the operation of the system of government established by our Constitution.” Eu v. San Francisco</w:t>
-      </w:r>
-      <w:r>
-        <w:t xml:space="preserve"> </w:t>
-      </w:r>
-      <w:r>
-        <w:t xml:space="preserve">Cnty. Democratic Cent. Comm., 489 U.S. 214, 223 (1989) (cleaned up); see also Citizens United</w:t>
-      </w:r>
-      <w:r>
-        <w:t xml:space="preserve"> </w:t>
-      </w:r>
-      <w:r>
-        <w:t xml:space="preserve">v. Fed. Election Comm’n, 558 U.S. 310, 339–40 (2010) (political discussion “is a precondition to enlightened self-government” and “[t]he First Amendment has its fullest and most urgent application to speech uttered during a campaign for political office.”) (quoting Eu, 489 U.S. at 223; Snyder v. Phelps,</w:t>
-      </w:r>
-      <w:r>
-        <w:t xml:space="preserve"> </w:t>
-      </w:r>
-      <w:r>
-        <w:t xml:space="preserve">562 U.S. 443, 452 (2011) (“speech on public issues occupies the highest rung of the hierarchy of First Amendment values and is entitled to special protection.”) (citation omitted)). Even if Ballentine was motivated to speak publicly about Coble because of a past grudge (see Tp 85:15–23), that does not make his online comments and criticisms illegal or subject to prohibition. Cf. United States v. Alvarez,</w:t>
-      </w:r>
-      <w:r>
-        <w:t xml:space="preserve"> </w:t>
-      </w:r>
-      <w:r>
-        <w:t xml:space="preserve">567 U.S. 709, 729–30 (2012) (even the “right to make [false] statements is protected by the Constitution’s guarantee of freedom of speech and expression”). Ballentine had a legal and legitimate purpose for launching “Anybody But Coble” and expressing his views about Coble and her unsuitability for office. The First Amendment does not allow the government to penalize a person for publicly criticizing another simply because the target of the criticism doesn’t like it.</w:t>
-      </w:r>
-    </w:p>
-    <w:p>
-      <w:pPr>
-        <w:pStyle w:val="BodyText"/>
-      </w:pPr>
-      <w:r>
         <w:t xml:space="preserve">The no-contact order is also invalid and impermissible under § 50C</w:t>
       </w:r>
       <w:r>
         <w:t xml:space="preserve"> </w:t>
       </w:r>
       <w:r>
-        <w:t xml:space="preserve">because the District Court had no evidence (and made no findings) that Ballentine intended his public online commentary about Coble to “torment[], terrorize[], or terrif[y]” her, much less that anything he posted could have put her “in reasonable fear for [her] safety” or caused her “to suffer substantial emotional distress.” N.C. Gen. Stat. §§ 50C</w:t>
-      </w:r>
-      <w:r>
-        <w:noBreakHyphen/>
-      </w:r>
-      <w:r>
-        <w:t xml:space="preserve">1(6),</w:t>
+        <w:t xml:space="preserve">because the District Court had no evidence (and made no findings) that Ballentine intended his public online commentary about Coble to “torment[], terrorize[], or terrif[y]” her, much less that anything he posted could have put her “in reasonable fear for [her] safety” or caused her “to suffer substantial emotional distress.” N.C. Gen. Stat. §§ 50C-⁠1(6),</w:t>
       </w:r>
       <w:r>
         <w:t xml:space="preserve"> </w:t>
@@ -7156,13 +7072,7 @@
         <w:t xml:space="preserve"> </w:t>
       </w:r>
       <w:r>
-        <w:t xml:space="preserve">§ 14</w:t>
-      </w:r>
-      <w:r>
-        <w:noBreakHyphen/>
-      </w:r>
-      <w:r>
-        <w:t xml:space="preserve">277.3A</w:t>
+        <w:t xml:space="preserve">§ 14-⁠277.3A</w:t>
       </w:r>
       <w:r>
         <w:t xml:space="preserve"> </w:t>
@@ -7208,13 +7118,7 @@
         <w:t xml:space="preserve"> </w:t>
       </w:r>
       <w:r>
-        <w:t xml:space="preserve">went on to consider whether § 14</w:t>
-      </w:r>
-      <w:r>
-        <w:noBreakHyphen/>
-      </w:r>
-      <w:r>
-        <w:t xml:space="preserve">277.3A,</w:t>
+        <w:t xml:space="preserve">went on to consider whether § 14-⁠277.3A,</w:t>
       </w:r>
       <w:r>
         <w:t xml:space="preserve"> </w:t>
@@ -7244,13 +7148,7 @@
         <w:t xml:space="preserve"> </w:t>
       </w:r>
       <w:r>
-        <w:t xml:space="preserve">Court concluded that § 14</w:t>
-      </w:r>
-      <w:r>
-        <w:noBreakHyphen/>
-      </w:r>
-      <w:r>
-        <w:t xml:space="preserve">277.3A</w:t>
+        <w:t xml:space="preserve">Court concluded that § 14-⁠277.3A</w:t>
       </w:r>
       <w:r>
         <w:t xml:space="preserve"> </w:t>
@@ -7274,13 +7172,7 @@
         <w:t xml:space="preserve"> </w:t>
       </w:r>
       <w:r>
-        <w:t xml:space="preserve">§ 14</w:t>
-      </w:r>
-      <w:r>
-        <w:noBreakHyphen/>
-      </w:r>
-      <w:r>
-        <w:t xml:space="preserve">277.3A</w:t>
+        <w:t xml:space="preserve">§ 14-⁠277.3A</w:t>
       </w:r>
       <w:r>
         <w:t xml:space="preserve"> </w:t>
@@ -7320,13 +7212,7 @@
         <w:t xml:space="preserve"> </w:t>
       </w:r>
       <w:r>
-        <w:t xml:space="preserve">the Court found that § 14</w:t>
-      </w:r>
-      <w:r>
-        <w:noBreakHyphen/>
-      </w:r>
-      <w:r>
-        <w:t xml:space="preserve">277.3A,</w:t>
+        <w:t xml:space="preserve">the Court found that § 14-⁠277.3A,</w:t>
       </w:r>
       <w:r>
         <w:t xml:space="preserve"> </w:t>
@@ -10719,6 +10605,33 @@
       <w:ind w:left="2160" w:hanging="720"/>
     </w:pPr>
   </w:style>
+  <w:style w:type="paragraph" w:customStyle="1" w:styleId="XdQuoteList1">
+    <w:name w:val="Xd Quote List 1"/>
+    <w:basedOn w:val="Normal"/>
+    <w:qFormat/>
+    <w:pPr>
+      <w:spacing w:before="0" w:after="0" w:line="276" w:lineRule="exact"/>
+      <w:ind w:left="1440" w:right="720" w:hanging="720"/>
+    </w:pPr>
+  </w:style>
+  <w:style w:type="paragraph" w:customStyle="1" w:styleId="XdQuoteList2">
+    <w:name w:val="Xd Quote List 2"/>
+    <w:basedOn w:val="Normal"/>
+    <w:qFormat/>
+    <w:pPr>
+      <w:spacing w:before="0" w:after="0" w:line="276" w:lineRule="exact"/>
+      <w:ind w:left="2160" w:right="720" w:hanging="720"/>
+    </w:pPr>
+  </w:style>
+  <w:style w:type="paragraph" w:customStyle="1" w:styleId="XdQuoteList3">
+    <w:name w:val="Xd Quote List 3"/>
+    <w:basedOn w:val="Normal"/>
+    <w:qFormat/>
+    <w:pPr>
+      <w:spacing w:before="0" w:after="0" w:line="276" w:lineRule="exact"/>
+      <w:ind w:left="2880" w:right="720" w:hanging="720"/>
+    </w:pPr>
+  </w:style>
   <w:style w:type="paragraph" w:customStyle="1" w:styleId="XdList1">
     <w:name w:val="XdList1"/>
     <w:basedOn w:val="BodyText"/>

--- a/courts/fourth-circuit/north-carolina/state/court-of-appeals/opening-brief/usage/OUTPUT-opening-brief.docx
+++ b/courts/fourth-circuit/north-carolina/state/court-of-appeals/opening-brief/usage/OUTPUT-opening-brief.docx
@@ -15,9 +15,7 @@
         <w:t xml:space="preserve"> </w:t>
       </w:r>
       <w:r>
-        <w:t xml:space="preserve">COA25</w:t>
-        <w:noBreakHyphen/>
-        <w:t xml:space="preserve">914</w:t>
+        <w:t xml:space="preserve">COA25-⁠914</w:t>
       </w:r>
     </w:p>
     <w:p>
@@ -141,9 +139,7 @@
         <w:jc w:val="center"/>
       </w:pPr>
       <w:r>
-        <w:t xml:space="preserve">25CV000794</w:t>
-        <w:noBreakHyphen/>
-        <w:t xml:space="preserve">750</w:t>
+        <w:t xml:space="preserve">25CV000794-⁠750</w:t>
       </w:r>
     </w:p>
     <w:p>
@@ -1938,9 +1934,7 @@
         <w:t xml:space="preserve"> </w:t>
       </w:r>
       <w:r>
-        <w:t xml:space="preserve">P25</w:t>
-        <w:noBreakHyphen/>
-        <w:t xml:space="preserve">502</w:t>
+        <w:t xml:space="preserve">P25-⁠502</w:t>
       </w:r>
       <w:r>
         <w:t xml:space="preserve"> </w:t>
@@ -2045,9 +2039,7 @@
         <w:t xml:space="preserve"> </w:t>
       </w:r>
       <w:r>
-        <w:t xml:space="preserve">P25</w:t>
-        <w:noBreakHyphen/>
-        <w:t xml:space="preserve">502</w:t>
+        <w:t xml:space="preserve">P25-⁠502</w:t>
       </w:r>
       <w:r>
         <w:t xml:space="preserve"> </w:t>
@@ -3752,9 +3744,7 @@
         <w:t xml:space="preserve"> </w:t>
       </w:r>
       <w:r>
-        <w:t xml:space="preserve">5:10-CV</w:t>
-        <w:noBreakHyphen/>
-        <w:t xml:space="preserve">39-RLV,</w:t>
+        <w:t xml:space="preserve">5:10-CV-⁠39-RLV,</w:t>
       </w:r>
       <w:r>
         <w:t xml:space="preserve"> </w:t>
@@ -4121,9 +4111,7 @@
         <w:t xml:space="preserve"> </w:t>
       </w:r>
       <w:r>
-        <w:t xml:space="preserve">14</w:t>
-        <w:noBreakHyphen/>
-        <w:t xml:space="preserve">277.3A</w:t>
+        <w:t xml:space="preserve">14-⁠277.3A</w:t>
       </w:r>
       <w:r>
         <w:t xml:space="preserve">   </w:t>
@@ -4215,9 +4203,7 @@
         <w:t xml:space="preserve"> </w:t>
       </w:r>
       <w:r>
-        <w:t xml:space="preserve">7A</w:t>
-        <w:noBreakHyphen/>
-        <w:t xml:space="preserve">27(b)⁠(2)</w:t>
+        <w:t xml:space="preserve">7A-⁠27(b)⁠(2)</w:t>
       </w:r>
       <w:r>
         <w:t xml:space="preserve">   </w:t>
@@ -4704,13 +4690,7 @@
         <w:t xml:space="preserve"> </w:t>
       </w:r>
       <w:r>
-        <w:t xml:space="preserve">in response to a motion for contempt filed by Coble, Ballentine petitioned this Court for writ of supersedeas. See Pet. for Writ of Supersedeas and Appl. for Temp. Stay, Coble v. Ballentine, No. P25</w:t>
-      </w:r>
-      <w:r>
-        <w:noBreakHyphen/>
-      </w:r>
-      <w:r>
-        <w:t xml:space="preserve">502 (N.C. Ct. App., 18 July 2025).</w:t>
+        <w:t xml:space="preserve">in response to a motion for contempt filed by Coble, Ballentine petitioned this Court for writ of supersedeas. See Pet. for Writ of Supersedeas and Appl. for Temp. Stay, Coble v. Ballentine, No. P25-⁠502 (N.C. Ct. App., 18 July 2025).</w:t>
       </w:r>
       <w:r>
         <w:t xml:space="preserve"> </w:t>
@@ -4728,13 +4708,7 @@
         <w:t xml:space="preserve"> </w:t>
       </w:r>
       <w:r>
-        <w:t xml:space="preserve">No-Contact Order entered by Judge O. Henry Willis, Jr., on 21 April 2025 and all related proceedings, including any contempt proceedings, are hereby stayed pending disposition of petitioner’s appeal or until further order of this Court.” Order, Coble v. Ballentine, No. P25</w:t>
-      </w:r>
-      <w:r>
-        <w:noBreakHyphen/>
-      </w:r>
-      <w:r>
-        <w:t xml:space="preserve">502 (N.C. Ct. App., 28 July 2025).</w:t>
+        <w:t xml:space="preserve">No-Contact Order entered by Judge O. Henry Willis, Jr., on 21 April 2025 and all related proceedings, including any contempt proceedings, are hereby stayed pending disposition of petitioner’s appeal or until further order of this Court.” Order, Coble v. Ballentine, No. P25-⁠502 (N.C. Ct. App., 28 July 2025).</w:t>
       </w:r>
       <w:r>
         <w:rPr>
@@ -5458,13 +5432,7 @@
         <w:t xml:space="preserve"> </w:t>
       </w:r>
       <w:r>
-        <w:t xml:space="preserve">no-contact order against Ballentine. (R p 6–8). The complaint form (AOC-CV</w:t>
-      </w:r>
-      <w:r>
-        <w:noBreakHyphen/>
-      </w:r>
-      <w:r>
-        <w:t xml:space="preserve">520) instructs a plaintiff claiming they are being stalked to provide evidence that:</w:t>
+        <w:t xml:space="preserve">no-contact order against Ballentine. (R p 6–8). The complaint form (AOC-CV-⁠520) instructs a plaintiff claiming they are being stalked to provide evidence that:</w:t>
       </w:r>
     </w:p>
     <w:p>
@@ -6252,13 +6220,7 @@
         <w:t xml:space="preserve"> </w:t>
       </w:r>
       <w:r>
-        <w:t xml:space="preserve">14</w:t>
-      </w:r>
-      <w:r>
-        <w:noBreakHyphen/>
-      </w:r>
-      <w:r>
-        <w:t xml:space="preserve">277.3A(b)⁠(2),</w:t>
+        <w:t xml:space="preserve">14-⁠277.3A(b)⁠(2),</w:t>
       </w:r>
       <w:r>
         <w:t xml:space="preserve"> </w:t>
@@ -6424,13 +6386,7 @@
         <w:t xml:space="preserve"> </w:t>
       </w:r>
       <w:r>
-        <w:t xml:space="preserve">632</w:t>
-      </w:r>
-      <w:r>
-        <w:noBreakHyphen/>
-      </w:r>
-      <w:r>
-        <w:t xml:space="preserve">33 (2008)).</w:t>
+        <w:t xml:space="preserve">632-⁠33 (2008)).</w:t>
       </w:r>
     </w:p>
     <w:p>
@@ -6634,25 +6590,13 @@
         <w:t xml:space="preserve"> </w:t>
       </w:r>
       <w:r>
-        <w:t xml:space="preserve">but this must be among specifically proscribed conduct that constitutes “stalking” and “harassment” as defined by the statute. Under Section 50C</w:t>
-      </w:r>
-      <w:r>
-        <w:noBreakHyphen/>
-      </w:r>
-      <w:r>
-        <w:t xml:space="preserve">1,</w:t>
-      </w:r>
-      <w:r>
-        <w:t xml:space="preserve"> </w:t>
-      </w:r>
-      <w:r>
-        <w:t xml:space="preserve">“stalking” is defined as “[o]n more than one occasion, following or otherwise harassing, as defined in G.S. 14</w:t>
-      </w:r>
-      <w:r>
-        <w:noBreakHyphen/>
-      </w:r>
-      <w:r>
-        <w:t xml:space="preserve">277.3A(b)⁠(2),</w:t>
+        <w:t xml:space="preserve">but this must be among specifically proscribed conduct that constitutes “stalking” and “harassment” as defined by the statute. Under Section 50C-⁠1,</w:t>
+      </w:r>
+      <w:r>
+        <w:t xml:space="preserve"> </w:t>
+      </w:r>
+      <w:r>
+        <w:t xml:space="preserve">“stalking” is defined as “[o]n more than one occasion, following or otherwise harassing, as defined in G.S. 14-⁠277.3A(b)⁠(2),</w:t>
       </w:r>
       <w:r>
         <w:t xml:space="preserve"> </w:t>
@@ -6692,13 +6636,7 @@
         <w:t xml:space="preserve"> </w:t>
       </w:r>
       <w:r>
-        <w:t xml:space="preserve">and 14</w:t>
-      </w:r>
-      <w:r>
-        <w:noBreakHyphen/>
-      </w:r>
-      <w:r>
-        <w:t xml:space="preserve">277.3A</w:t>
+        <w:t xml:space="preserve">and 14-⁠277.3A</w:t>
       </w:r>
       <w:r>
         <w:t xml:space="preserve"> </w:t>
@@ -6848,13 +6786,7 @@
         <w:t xml:space="preserve"> </w:t>
       </w:r>
       <w:r>
-        <w:t xml:space="preserve">No. 5:10-CV</w:t>
-      </w:r>
-      <w:r>
-        <w:noBreakHyphen/>
-      </w:r>
-      <w:r>
-        <w:t xml:space="preserve">39-RLV, 2011 WL 2791253 (W.D.N.C., July 14, 2011) (explaining that a claim of “unlawful conduct” under § 50C,</w:t>
+        <w:t xml:space="preserve">No. 5:10-CV-⁠39-RLV, 2011 WL 2791253 (W.D.N.C., July 14, 2011) (explaining that a claim of “unlawful conduct” under § 50C,</w:t>
       </w:r>
       <w:r>
         <w:t xml:space="preserve"> </w:t>
@@ -6912,13 +6844,7 @@
         <w:t xml:space="preserve"> </w:t>
       </w:r>
       <w:r>
-        <w:t xml:space="preserve">14</w:t>
-      </w:r>
-      <w:r>
-        <w:noBreakHyphen/>
-      </w:r>
-      <w:r>
-        <w:t xml:space="preserve">277.3A(b)⁠(2),</w:t>
+        <w:t xml:space="preserve">14-⁠277.3A(b)⁠(2),</w:t>
       </w:r>
       <w:r>
         <w:t xml:space="preserve"> </w:t>
@@ -7713,9 +7639,7 @@
               <w:t xml:space="preserve"> </w:t>
             </w:r>
             <w:r>
-              <w:t xml:space="preserve">882</w:t>
-              <w:noBreakHyphen/>
-              <w:t xml:space="preserve">2528</w:t>
+              <w:t xml:space="preserve">882-⁠2528</w:t>
             </w:r>
           </w:p>
           <w:p>
@@ -7737,9 +7661,7 @@
               <w:t xml:space="preserve"> </w:t>
             </w:r>
             <w:r>
-              <w:t xml:space="preserve">232</w:t>
-              <w:noBreakHyphen/>
-              <w:t xml:space="preserve">9108</w:t>
+              <w:t xml:space="preserve">232-⁠9108</w:t>
             </w:r>
           </w:p>
         </w:tc>
@@ -8491,9 +8413,7 @@
               <w:t xml:space="preserve"> </w:t>
             </w:r>
             <w:r>
-              <w:t xml:space="preserve">882</w:t>
-              <w:noBreakHyphen/>
-              <w:t xml:space="preserve">2528</w:t>
+              <w:t xml:space="preserve">882-⁠2528</w:t>
             </w:r>
           </w:p>
           <w:p>
@@ -8515,9 +8435,7 @@
               <w:t xml:space="preserve"> </w:t>
             </w:r>
             <w:r>
-              <w:t xml:space="preserve">232</w:t>
-              <w:noBreakHyphen/>
-              <w:t xml:space="preserve">9108</w:t>
+              <w:t xml:space="preserve">232-⁠9108</w:t>
             </w:r>
           </w:p>
         </w:tc>
@@ -9369,9 +9287,7 @@
               <w:t xml:space="preserve"> </w:t>
             </w:r>
             <w:r>
-              <w:t xml:space="preserve">882</w:t>
-              <w:noBreakHyphen/>
-              <w:t xml:space="preserve">2528</w:t>
+              <w:t xml:space="preserve">882-⁠2528</w:t>
             </w:r>
           </w:p>
           <w:p>
@@ -9393,9 +9309,7 @@
               <w:t xml:space="preserve"> </w:t>
             </w:r>
             <w:r>
-              <w:t xml:space="preserve">232</w:t>
-              <w:noBreakHyphen/>
-              <w:t xml:space="preserve">9108</w:t>
+              <w:t xml:space="preserve">232-⁠9108</w:t>
             </w:r>
           </w:p>
         </w:tc>
@@ -10353,7 +10267,7 @@
     <w:qFormat/>
     <w:pPr>
       <w:keepLines/>
-      <w:spacing w:before="0" w:after="140" w:line="276" w:lineRule="exact"/>
+      <w:spacing w:before="46" w:after="140" w:line="276" w:lineRule="exact"/>
     </w:pPr>
     <w:rPr>
       <w:sz w:val="24"/>
